--- a/recording/3_24第四次会议/会议记录.docx
+++ b/recording/3_24第四次会议/会议记录.docx
@@ -941,7 +941,7 @@
                 <w:bCs/>
                 <w:szCs w:val="21"/>
               </w:rPr>
-              <w:t>上一周的总结</w:t>
+              <w:t>上周总结</w:t>
             </w:r>
           </w:p>
         </w:tc>
@@ -967,7 +967,7 @@
                 <w:bCs/>
                 <w:szCs w:val="21"/>
               </w:rPr>
-              <w:t>暂时没有，等待小会</w:t>
+              <w:t>上次 6 项任务部分完成：GitHub 分支已按人名缩写创建（曹志隆）；PPT 统一模板已寻找（李俊翰）；WBS 思维导图已有初步进展（张明慧）；UML 概述内容范围已向老师确认（陈鹏宇）。甘特图（含人力资源分配）与 PPT 内容填充仍在推进，翻转课堂 PPT 制作（陈鹏宇/陈天阳/梅怡钿）整体进度待小组会议进一步对齐。</w:t>
             </w:r>
           </w:p>
         </w:tc>
